--- a/templates/openagreements-cc-by-4.0/openagreements-restrictive-covenant-new-york/template.docx
+++ b/templates/openagreements-cc-by-4.0/openagreements-restrictive-covenant-new-york/template.docx
@@ -1234,7 +1234,7 @@
         <w:t xml:space="preserve">“Protected Interests”</w:t>
       </w:r>
       <w:r>
-        <w:t xml:space="preserve"> means Employer's legitimate business interests in protection against misappropriation of Employer's trade secrets or confidential customer information, protection from competition by a former employee whose services to Employer were unique or extraordinary, and protection of client goodwill created and maintained at Employer's expense.</w:t>
+        <w:t xml:space="preserve"> means Employer's Protected Interests in protection against misappropriation of Employer's trade secrets or confidential customer information, protection from competition by a former employee whose services to Employer were unique or extraordinary, and protection of client goodwill created and maintained at Employer's expense.</w:t>
       </w:r>
     </w:p>
     <w:p>
@@ -1347,7 +1347,7 @@
         <w:ind w:left="720"/>
       </w:pPr>
       <w:r>
-        <w:t xml:space="preserve">Employee will receive access to Employer's Trade Secrets and other Confidential Information and will develop customer relationships and goodwill on Employer's behalf. Employer and Employee acknowledge that each restrictive covenant in this agreement is included to protect one or more of Employer's Protected Interests and not to restrain ordinary competition. The parties agree that each covenant is no greater than is required for the protection of those Protected Interests, does not impose undue hardship on Employee, is not injurious to the public, and is reasonable in time period and geographic scope, and the parties intend each covenant to be enforceable as written.</w:t>
+        <w:t xml:space="preserve">Employee will receive access to Employer's Trade Secrets and other Confidential Information and will develop customer relationships and goodwill on Employer's behalf. Employer and Employee acknowledge that the restrictive covenants in this agreement protect those interests.</w:t>
       </w:r>
     </w:p>
     <w:p>
@@ -1579,7 +1579,7 @@
         <w:ind w:left="720"/>
       </w:pPr>
       <w:r>
-        <w:t xml:space="preserve">During the Restricted Period, Employee must not engage in, be employed by, consult for, or have an active ownership interest in any Competitive Business within the Restricted Territory. This covenant is included to protect Employer's Protected Interests and not to restrain ordinary competition, and the parties intend it to be no greater than is required for that protection, to impose no undue hardship on Employee, to cause no injury to the public, and to be reasonable in time period and geographic scope, with its duration and territory sized to Employee's actual role and Employer's actual market. Where Cover Terms list Specified Competitors, this covenant is limited to those named competitors and their affiliates. This covenant is subject to the Broadcast Employee Exclusion section. Passive Public Holdings are permitted.</w:t>
+        <w:t xml:space="preserve">During the Restricted Period, Employee must not engage in, be employed by, consult for, or have an active ownership interest in any Competitive Business within the Restricted Territory. Where Cover Terms list Specified Competitors, this covenant is limited to those named competitors and their affiliates. This covenant is subject to the Broadcast Employee Exclusion section. Passive Public Holdings are permitted.</w:t>
       </w:r>
     </w:p>
     <w:p>
@@ -1666,7 +1666,7 @@
         <w:ind w:left="720"/>
       </w:pPr>
       <w:r>
-        <w:t xml:space="preserve">If Employee is a physician or other health care practitioner, each covenant in this agreement that restrains Employee's practice is limited to a narrow geographic radius and a short duration, and is intended to preserve patient access to care.</w:t>
+        <w:t xml:space="preserve">If Employee is a physician or other health care practitioner, no covenant prohibits Employee from continuing care for an existing patient or complying with applicable patient-notification and access requirements.</w:t>
       </w:r>
     </w:p>
     <w:p>
@@ -1695,7 +1695,7 @@
         <w:ind w:left="720"/>
       </w:pPr>
       <w:r>
-        <w:t xml:space="preserve">If Employee is a broadcast employee of a broadcasting-industry employer within the meaning of N.Y. Labor Law § 202-k, this agreement does not impose, and no provision of this agreement may be enforced as, a post-employment restriction on Employee obtaining employment in any geographic area, for any period of time, or with any employer or in any industry. This exclusion applies only after Employee's employment concludes; it does not affect any covenant that operates during the term of Employee's employment.</w:t>
+        <w:t xml:space="preserve">If Employee is a broadcast employee of a broadcasting-industry employer, this agreement does not impose, and no provision of this agreement may be enforced as, a post-employment restriction on Employee obtaining employment in any geographic area, for any period of time, or with any employer or in any industry. This exclusion applies only after Employee's employment concludes; it does not affect any covenant that operates during the term of Employee's employment.</w:t>
       </w:r>
     </w:p>
     <w:p>
@@ -1869,7 +1869,7 @@
         <w:ind w:left="720"/>
       </w:pPr>
       <w:r>
-        <w:t xml:space="preserve">Each restrictive covenant in this agreement is drawn as a reasonable restraint sized to Employer's Protected Interests from the start and is intended to be enforceable as written rather than in reliance on judicial revision. If any provision of this agreement is found to be unenforceable, the remaining provisions remain in full force and effect, and each restrictive covenant is intended to be independently enforceable, so that a court's refusal to enforce one covenant does not affect the others.</w:t>
+        <w:t xml:space="preserve">If any provision of this agreement is found to be unenforceable, it is severed and the remaining provisions remain in effect.</w:t>
       </w:r>
     </w:p>
     <w:p>

--- a/templates/openagreements-cc-by-4.0/openagreements-restrictive-covenant-new-york/template.docx
+++ b/templates/openagreements-cc-by-4.0/openagreements-restrictive-covenant-new-york/template.docx
@@ -3043,169 +3043,79 @@
 
 <file path=word/header1.xml><?xml version="1.0" encoding="utf-8"?>
 <w:hdr xmlns:w="http://schemas.openxmlformats.org/wordprocessingml/2006/main" xmlns:r="http://schemas.openxmlformats.org/officeDocument/2006/relationships">
-  <w:tbl>
-    <w:tblPr>
-      <w:tblW w:w="10080" w:type="dxa"/>
-      <w:tblBorders>
-        <w:top w:val="none" w:sz="0" w:space="0" w:color="auto"/>
-        <w:left w:val="none" w:sz="0" w:space="0" w:color="auto"/>
+  <w:p>
+    <w:pPr>
+      <w:pBdr>
         <w:bottom w:val="single" w:sz="8" w:space="0" w:color="107087"/>
-        <w:right w:val="none" w:sz="0" w:space="0" w:color="auto"/>
-        <w:insideH w:val="none" w:sz="0" w:space="0" w:color="auto"/>
-        <w:insideV w:val="none" w:sz="0" w:space="0" w:color="auto"/>
-      </w:tblBorders>
-      <w:tblLayout w:type="fixed"/>
-    </w:tblPr>
-    <w:tblGrid>
-      <w:gridCol w:w="10080"/>
-    </w:tblGrid>
-    <w:tr>
-      <w:tc>
-        <w:tcPr>
-          <w:tcW w:w="10080" w:type="dxa"/>
-          <w:tcBorders>
-            <w:bottom w:val="single" w:sz="8" w:space="0" w:color="107087"/>
-          </w:tcBorders>
-          <w:tcMar>
-            <w:top w:w="0" w:type="dxa"/>
-            <w:left w:w="0" w:type="dxa"/>
-            <w:bottom w:w="40" w:type="dxa"/>
-            <w:right w:w="0" w:type="dxa"/>
-          </w:tcMar>
-        </w:tcPr>
-        <w:p>
-          <w:pPr>
-            <w:spacing w:after="0"/>
-            <w:jc w:val="right"/>
-          </w:pPr>
-          <w:r>
-            <w:rPr>
-              <w:rFonts w:ascii="Arial" w:hAnsi="Arial" w:cs="Arial"/>
-              <w:b/>
-              <w:bCs/>
-              <w:caps/>
-              <w:color w:val="107087"/>
-              <w:sz w:val="18"/>
-              <w:szCs w:val="18"/>
-            </w:rPr>
-            <w:t xml:space="preserve">Cover Terms</w:t>
-          </w:r>
-        </w:p>
-      </w:tc>
-    </w:tr>
-  </w:tbl>
+      </w:pBdr>
+      <w:spacing w:after="0"/>
+      <w:jc w:val="right"/>
+    </w:pPr>
+    <w:r>
+      <w:rPr>
+        <w:rFonts w:ascii="Arial" w:hAnsi="Arial" w:cs="Arial"/>
+        <w:b/>
+        <w:bCs/>
+        <w:caps/>
+        <w:color w:val="107087"/>
+        <w:sz w:val="18"/>
+        <w:szCs w:val="18"/>
+      </w:rPr>
+      <w:t xml:space="preserve">Cover Terms</w:t>
+    </w:r>
+  </w:p>
 </w:hdr>
 </file>
 
 <file path=word/header2.xml><?xml version="1.0" encoding="utf-8"?>
 <w:hdr xmlns:w="http://schemas.openxmlformats.org/wordprocessingml/2006/main" xmlns:r="http://schemas.openxmlformats.org/officeDocument/2006/relationships">
-  <w:tbl>
-    <w:tblPr>
-      <w:tblW w:w="10080" w:type="dxa"/>
-      <w:tblBorders>
-        <w:top w:val="none" w:sz="0" w:space="0" w:color="auto"/>
-        <w:left w:val="none" w:sz="0" w:space="0" w:color="auto"/>
+  <w:p>
+    <w:pPr>
+      <w:pBdr>
         <w:bottom w:val="single" w:sz="8" w:space="0" w:color="107087"/>
-        <w:right w:val="none" w:sz="0" w:space="0" w:color="auto"/>
-        <w:insideH w:val="none" w:sz="0" w:space="0" w:color="auto"/>
-        <w:insideV w:val="none" w:sz="0" w:space="0" w:color="auto"/>
-      </w:tblBorders>
-      <w:tblLayout w:type="fixed"/>
-    </w:tblPr>
-    <w:tblGrid>
-      <w:gridCol w:w="10080"/>
-    </w:tblGrid>
-    <w:tr>
-      <w:tc>
-        <w:tcPr>
-          <w:tcW w:w="10080" w:type="dxa"/>
-          <w:tcBorders>
-            <w:bottom w:val="single" w:sz="8" w:space="0" w:color="107087"/>
-          </w:tcBorders>
-          <w:tcMar>
-            <w:top w:w="0" w:type="dxa"/>
-            <w:left w:w="0" w:type="dxa"/>
-            <w:bottom w:w="40" w:type="dxa"/>
-            <w:right w:w="0" w:type="dxa"/>
-          </w:tcMar>
-        </w:tcPr>
-        <w:p>
-          <w:pPr>
-            <w:spacing w:after="0"/>
-            <w:jc w:val="right"/>
-          </w:pPr>
-          <w:r>
-            <w:rPr>
-              <w:rFonts w:ascii="Arial" w:hAnsi="Arial" w:cs="Arial"/>
-              <w:b/>
-              <w:bCs/>
-              <w:caps/>
-              <w:color w:val="107087"/>
-              <w:sz w:val="18"/>
-              <w:szCs w:val="18"/>
-            </w:rPr>
-            <w:t xml:space="preserve">Standard Terms</w:t>
-          </w:r>
-        </w:p>
-      </w:tc>
-    </w:tr>
-  </w:tbl>
+      </w:pBdr>
+      <w:spacing w:after="0"/>
+      <w:jc w:val="right"/>
+    </w:pPr>
+    <w:r>
+      <w:rPr>
+        <w:rFonts w:ascii="Arial" w:hAnsi="Arial" w:cs="Arial"/>
+        <w:b/>
+        <w:bCs/>
+        <w:caps/>
+        <w:color w:val="107087"/>
+        <w:sz w:val="18"/>
+        <w:szCs w:val="18"/>
+      </w:rPr>
+      <w:t xml:space="preserve">Standard Terms</w:t>
+    </w:r>
+  </w:p>
 </w:hdr>
 </file>
 
 <file path=word/header3.xml><?xml version="1.0" encoding="utf-8"?>
 <w:hdr xmlns:w="http://schemas.openxmlformats.org/wordprocessingml/2006/main" xmlns:r="http://schemas.openxmlformats.org/officeDocument/2006/relationships">
-  <w:tbl>
-    <w:tblPr>
-      <w:tblW w:w="10080" w:type="dxa"/>
-      <w:tblBorders>
-        <w:top w:val="none" w:sz="0" w:space="0" w:color="auto"/>
-        <w:left w:val="none" w:sz="0" w:space="0" w:color="auto"/>
+  <w:p>
+    <w:pPr>
+      <w:pBdr>
         <w:bottom w:val="single" w:sz="8" w:space="0" w:color="107087"/>
-        <w:right w:val="none" w:sz="0" w:space="0" w:color="auto"/>
-        <w:insideH w:val="none" w:sz="0" w:space="0" w:color="auto"/>
-        <w:insideV w:val="none" w:sz="0" w:space="0" w:color="auto"/>
-      </w:tblBorders>
-      <w:tblLayout w:type="fixed"/>
-    </w:tblPr>
-    <w:tblGrid>
-      <w:gridCol w:w="10080"/>
-    </w:tblGrid>
-    <w:tr>
-      <w:tc>
-        <w:tcPr>
-          <w:tcW w:w="10080" w:type="dxa"/>
-          <w:tcBorders>
-            <w:bottom w:val="single" w:sz="8" w:space="0" w:color="107087"/>
-          </w:tcBorders>
-          <w:tcMar>
-            <w:top w:w="0" w:type="dxa"/>
-            <w:left w:w="0" w:type="dxa"/>
-            <w:bottom w:w="40" w:type="dxa"/>
-            <w:right w:w="0" w:type="dxa"/>
-          </w:tcMar>
-        </w:tcPr>
-        <w:p>
-          <w:pPr>
-            <w:spacing w:after="0"/>
-            <w:jc w:val="right"/>
-          </w:pPr>
-          <w:r>
-            <w:rPr>
-              <w:rFonts w:ascii="Arial" w:hAnsi="Arial" w:cs="Arial"/>
-              <w:b/>
-              <w:bCs/>
-              <w:caps/>
-              <w:color w:val="107087"/>
-              <w:sz w:val="18"/>
-              <w:szCs w:val="18"/>
-            </w:rPr>
-            <w:t xml:space="preserve">Signature Page</w:t>
-          </w:r>
-        </w:p>
-      </w:tc>
-    </w:tr>
-  </w:tbl>
+      </w:pBdr>
+      <w:spacing w:after="0"/>
+      <w:jc w:val="right"/>
+    </w:pPr>
+    <w:r>
+      <w:rPr>
+        <w:rFonts w:ascii="Arial" w:hAnsi="Arial" w:cs="Arial"/>
+        <w:b/>
+        <w:bCs/>
+        <w:caps/>
+        <w:color w:val="107087"/>
+        <w:sz w:val="18"/>
+        <w:szCs w:val="18"/>
+      </w:rPr>
+      <w:t xml:space="preserve">Signature Page</w:t>
+    </w:r>
+  </w:p>
 </w:hdr>
 </file>
 

--- a/templates/openagreements-cc-by-4.0/openagreements-restrictive-covenant-new-york/template.docx
+++ b/templates/openagreements-cc-by-4.0/openagreements-restrictive-covenant-new-york/template.docx
@@ -337,7 +337,7 @@
                 <w:rFonts w:ascii="Arial" w:hAnsi="Arial" w:cs="Arial"/>
                 <w:i/>
                 <w:iCs/>
-                <w:color w:val="494A4B"/>
+                <w:color w:val="1D2021"/>
                 <w:sz w:val="21"/>
                 <w:szCs w:val="21"/>
               </w:rPr>
@@ -361,7 +361,7 @@
                 <w:rFonts w:ascii="Arial" w:hAnsi="Arial" w:cs="Arial"/>
                 <w:i/>
                 <w:iCs/>
-                <w:color w:val="494A4B"/>
+                <w:color w:val="1D2021"/>
                 <w:sz w:val="21"/>
                 <w:szCs w:val="21"/>
               </w:rPr>
@@ -387,7 +387,7 @@
                 <w:rFonts w:ascii="Arial" w:hAnsi="Arial" w:cs="Arial"/>
                 <w:i/>
                 <w:iCs/>
-                <w:color w:val="494A4B"/>
+                <w:color w:val="1D2021"/>
                 <w:sz w:val="21"/>
                 <w:szCs w:val="21"/>
               </w:rPr>
@@ -411,7 +411,7 @@
                 <w:rFonts w:ascii="Arial" w:hAnsi="Arial" w:cs="Arial"/>
                 <w:i/>
                 <w:iCs/>
-                <w:color w:val="494A4B"/>
+                <w:color w:val="1D2021"/>
                 <w:sz w:val="21"/>
                 <w:szCs w:val="21"/>
               </w:rPr>
@@ -465,7 +465,7 @@
                 <w:rFonts w:ascii="Arial" w:hAnsi="Arial" w:cs="Arial"/>
                 <w:i/>
                 <w:iCs/>
-                <w:color w:val="494A4B"/>
+                <w:color w:val="1D2021"/>
                 <w:sz w:val="21"/>
                 <w:szCs w:val="21"/>
               </w:rPr>
@@ -489,7 +489,7 @@
                 <w:rFonts w:ascii="Arial" w:hAnsi="Arial" w:cs="Arial"/>
                 <w:i/>
                 <w:iCs/>
-                <w:color w:val="494A4B"/>
+                <w:color w:val="1D2021"/>
                 <w:sz w:val="21"/>
                 <w:szCs w:val="21"/>
               </w:rPr>
@@ -543,7 +543,7 @@
                 <w:rFonts w:ascii="Arial" w:hAnsi="Arial" w:cs="Arial"/>
                 <w:i/>
                 <w:iCs/>
-                <w:color w:val="494A4B"/>
+                <w:color w:val="1D2021"/>
                 <w:sz w:val="21"/>
                 <w:szCs w:val="21"/>
               </w:rPr>
@@ -567,7 +567,7 @@
                 <w:rFonts w:ascii="Arial" w:hAnsi="Arial" w:cs="Arial"/>
                 <w:i/>
                 <w:iCs/>
-                <w:color w:val="494A4B"/>
+                <w:color w:val="1D2021"/>
                 <w:sz w:val="21"/>
                 <w:szCs w:val="21"/>
               </w:rPr>
@@ -621,7 +621,7 @@
                 <w:rFonts w:ascii="Arial" w:hAnsi="Arial" w:cs="Arial"/>
                 <w:i/>
                 <w:iCs/>
-                <w:color w:val="494A4B"/>
+                <w:color w:val="1D2021"/>
                 <w:sz w:val="21"/>
                 <w:szCs w:val="21"/>
               </w:rPr>
@@ -645,7 +645,7 @@
                 <w:rFonts w:ascii="Arial" w:hAnsi="Arial" w:cs="Arial"/>
                 <w:i/>
                 <w:iCs/>
-                <w:color w:val="494A4B"/>
+                <w:color w:val="1D2021"/>
                 <w:sz w:val="21"/>
                 <w:szCs w:val="21"/>
               </w:rPr>
@@ -671,7 +671,7 @@
                 <w:rFonts w:ascii="Arial" w:hAnsi="Arial" w:cs="Arial"/>
                 <w:i/>
                 <w:iCs/>
-                <w:color w:val="494A4B"/>
+                <w:color w:val="1D2021"/>
                 <w:sz w:val="21"/>
                 <w:szCs w:val="21"/>
               </w:rPr>
@@ -695,7 +695,7 @@
                 <w:rFonts w:ascii="Arial" w:hAnsi="Arial" w:cs="Arial"/>
                 <w:i/>
                 <w:iCs/>
-                <w:color w:val="494A4B"/>
+                <w:color w:val="1D2021"/>
                 <w:sz w:val="21"/>
                 <w:szCs w:val="21"/>
               </w:rPr>
@@ -721,7 +721,7 @@
                 <w:rFonts w:ascii="Arial" w:hAnsi="Arial" w:cs="Arial"/>
                 <w:i/>
                 <w:iCs/>
-                <w:color w:val="494A4B"/>
+                <w:color w:val="1D2021"/>
                 <w:sz w:val="21"/>
                 <w:szCs w:val="21"/>
               </w:rPr>
@@ -747,7 +747,7 @@
                 <w:bCs/>
                 <w:i/>
                 <w:iCs/>
-                <w:color w:val="494A4B"/>
+                <w:color w:val="1D2021"/>
                 <w:sz w:val="21"/>
                 <w:szCs w:val="21"/>
                 <w:highlight w:val="yellow"/>
@@ -774,7 +774,7 @@
                 <w:rFonts w:ascii="Arial" w:hAnsi="Arial" w:cs="Arial"/>
                 <w:i/>
                 <w:iCs/>
-                <w:color w:val="494A4B"/>
+                <w:color w:val="1D2021"/>
                 <w:sz w:val="21"/>
                 <w:szCs w:val="21"/>
               </w:rPr>
@@ -798,7 +798,7 @@
                 <w:rFonts w:ascii="Arial" w:hAnsi="Arial" w:cs="Arial"/>
                 <w:i/>
                 <w:iCs/>
-                <w:color w:val="494A4B"/>
+                <w:color w:val="1D2021"/>
                 <w:sz w:val="21"/>
                 <w:szCs w:val="21"/>
               </w:rPr>
@@ -852,7 +852,7 @@
                 <w:rFonts w:ascii="Arial" w:hAnsi="Arial" w:cs="Arial"/>
                 <w:i/>
                 <w:iCs/>
-                <w:color w:val="494A4B"/>
+                <w:color w:val="1D2021"/>
                 <w:sz w:val="21"/>
                 <w:szCs w:val="21"/>
               </w:rPr>
@@ -876,7 +876,7 @@
                 <w:rFonts w:ascii="Arial" w:hAnsi="Arial" w:cs="Arial"/>
                 <w:i/>
                 <w:iCs/>
-                <w:color w:val="494A4B"/>
+                <w:color w:val="1D2021"/>
                 <w:sz w:val="21"/>
                 <w:szCs w:val="21"/>
               </w:rPr>
@@ -930,7 +930,7 @@
                 <w:rFonts w:ascii="Arial" w:hAnsi="Arial" w:cs="Arial"/>
                 <w:i/>
                 <w:iCs/>
-                <w:color w:val="494A4B"/>
+                <w:color w:val="1D2021"/>
                 <w:sz w:val="21"/>
                 <w:szCs w:val="21"/>
               </w:rPr>
@@ -954,7 +954,7 @@
                 <w:rFonts w:ascii="Arial" w:hAnsi="Arial" w:cs="Arial"/>
                 <w:i/>
                 <w:iCs/>
-                <w:color w:val="494A4B"/>
+                <w:color w:val="1D2021"/>
                 <w:sz w:val="21"/>
                 <w:szCs w:val="21"/>
               </w:rPr>
@@ -1008,7 +1008,7 @@
                 <w:rFonts w:ascii="Arial" w:hAnsi="Arial" w:cs="Arial"/>
                 <w:i/>
                 <w:iCs/>
-                <w:color w:val="494A4B"/>
+                <w:color w:val="1D2021"/>
                 <w:sz w:val="21"/>
                 <w:szCs w:val="21"/>
               </w:rPr>
@@ -1032,7 +1032,7 @@
                 <w:rFonts w:ascii="Arial" w:hAnsi="Arial" w:cs="Arial"/>
                 <w:i/>
                 <w:iCs/>
-                <w:color w:val="494A4B"/>
+                <w:color w:val="1D2021"/>
                 <w:sz w:val="21"/>
                 <w:szCs w:val="21"/>
               </w:rPr>

--- a/templates/openagreements-cc-by-4.0/openagreements-restrictive-covenant-new-york/template.docx
+++ b/templates/openagreements-cc-by-4.0/openagreements-restrictive-covenant-new-york/template.docx
@@ -1099,7 +1099,7 @@
         <w:t xml:space="preserve">“Competitive Business”</w:t>
       </w:r>
       <w:r>
-        <w:t xml:space="preserve"> means the business activities described in Cover Terms under Competitive Business.</w:t>
+        <w:t xml:space="preserve"> means a person or entity that engages in the business activities described in Cover Terms under Competitive Business.</w:t>
       </w:r>
     </w:p>
     <w:p>
